--- a/test/generator/baseline/gen.odt.to.docx.docx
+++ b/test/generator/baseline/gen.odt.to.docx.docx
@@ -4189,7 +4189,7 @@
         </w:rPr>
         <w:t xml:space="preserve"> </w:t>
       </w:r>
-      <w:hyperlink r:id="rId100">
+      <w:hyperlink r:id="rId1">
         <w:r>
           <w:rPr>
             <w:rStyle w:val="Hyperlink"/>
@@ -4789,7 +4789,7 @@
         <w:jc w:val="center"/>
       </w:pPr>
       <w:bookmarkStart w:id="25" w:name="_Toc484565143"/>
-      <w:bookmarkStart w:id="31" w:name="images"/>
+      <w:bookmarkStart w:id="26" w:name="images"/>
       <w:r>
         <w:rPr>
           <w:b/>
@@ -4799,7 +4799,7 @@
         <w:t xml:space="preserve">Images</w:t>
       </w:r>
       <w:bookmarkEnd w:id="25"/>
-      <w:bookmarkEnd w:id="31"/>
+      <w:bookmarkEnd w:id="26"/>
     </w:p>
     <w:p>
       <w:r>
@@ -4831,7 +4831,7 @@
                     <pic:cNvPicPr/>
                   </pic:nvPicPr>
                   <pic:blipFill>
-                    <a:blip r:embed="rId101"/>
+                    <a:blip r:embed="rId2"/>
                     <a:stretch>
                       <a:fillRect/>
                     </a:stretch>
@@ -4890,8 +4890,8 @@
         <w:pStyle w:val="Heading1"/>
         <w:jc w:val="center"/>
       </w:pPr>
-      <w:bookmarkStart w:id="26" w:name="_Toc1359965655"/>
-      <w:bookmarkStart w:id="32" w:name="lists"/>
+      <w:bookmarkStart w:id="27" w:name="_Toc1359965655"/>
+      <w:bookmarkStart w:id="28" w:name="lists"/>
       <w:r>
         <w:rPr>
           <w:b/>
@@ -4900,8 +4900,8 @@
         </w:rPr>
         <w:t xml:space="preserve">Lists</w:t>
       </w:r>
-      <w:bookmarkEnd w:id="26"/>
-      <w:bookmarkEnd w:id="32"/>
+      <w:bookmarkEnd w:id="27"/>
+      <w:bookmarkEnd w:id="28"/>
     </w:p>
     <w:p>
       <w:r>
@@ -4916,8 +4916,8 @@
       <w:pPr>
         <w:pStyle w:val="Heading2"/>
       </w:pPr>
-      <w:bookmarkStart w:id="27" w:name="_Toc1958162433"/>
-      <w:bookmarkStart w:id="33" w:name="bulleted_list"/>
+      <w:bookmarkStart w:id="29" w:name="_Toc1958162433"/>
+      <w:bookmarkStart w:id="30" w:name="bulleted_list"/>
       <w:r>
         <w:rPr>
           <w:b/>
@@ -4926,8 +4926,8 @@
         </w:rPr>
         <w:t xml:space="preserve">Bulleted List</w:t>
       </w:r>
-      <w:bookmarkEnd w:id="27"/>
-      <w:bookmarkEnd w:id="33"/>
+      <w:bookmarkEnd w:id="29"/>
+      <w:bookmarkEnd w:id="30"/>
     </w:p>
     <w:p>
       <w:pPr>
@@ -4957,8 +4957,8 @@
       <w:pPr>
         <w:pStyle w:val="Heading2"/>
       </w:pPr>
-      <w:bookmarkStart w:id="28" w:name="_Toc415190676"/>
-      <w:bookmarkStart w:id="34" w:name="numbered_list"/>
+      <w:bookmarkStart w:id="31" w:name="_Toc415190676"/>
+      <w:bookmarkStart w:id="32" w:name="numbered_list"/>
       <w:r>
         <w:rPr>
           <w:b/>
@@ -4967,8 +4967,8 @@
         </w:rPr>
         <w:t xml:space="preserve">Numbered List</w:t>
       </w:r>
-      <w:bookmarkEnd w:id="28"/>
-      <w:bookmarkEnd w:id="34"/>
+      <w:bookmarkEnd w:id="31"/>
+      <w:bookmarkEnd w:id="32"/>
     </w:p>
     <w:p>
       <w:pPr>
@@ -4998,8 +4998,8 @@
       <w:pPr>
         <w:pStyle w:val="Heading2"/>
       </w:pPr>
-      <w:bookmarkStart w:id="29" w:name="_Toc1093260318"/>
-      <w:bookmarkStart w:id="35" w:name="multi_level_lists"/>
+      <w:bookmarkStart w:id="33" w:name="_Toc1093260318"/>
+      <w:bookmarkStart w:id="34" w:name="multi_level_lists"/>
       <w:r>
         <w:rPr>
           <w:b/>
@@ -5008,8 +5008,8 @@
         </w:rPr>
         <w:t xml:space="preserve">Multi-level Lists</w:t>
       </w:r>
-      <w:bookmarkEnd w:id="29"/>
-      <w:bookmarkEnd w:id="35"/>
+      <w:bookmarkEnd w:id="33"/>
+      <w:bookmarkEnd w:id="34"/>
     </w:p>
     <w:p>
       <w:pPr>
@@ -5152,7 +5152,7 @@
       <w:pPr>
         <w:pStyle w:val="Heading2"/>
       </w:pPr>
-      <w:bookmarkStart w:id="30" w:name="_Toc1471533984"/>
+      <w:bookmarkStart w:id="35" w:name="_Toc1471533984"/>
       <w:bookmarkStart w:id="36" w:name="continued_lists"/>
       <w:r>
         <w:rPr>
@@ -5162,7 +5162,7 @@
         </w:rPr>
         <w:t xml:space="preserve">Continued Lists</w:t>
       </w:r>
-      <w:bookmarkEnd w:id="30"/>
+      <w:bookmarkEnd w:id="35"/>
       <w:bookmarkEnd w:id="36"/>
     </w:p>
     <w:p>
@@ -5227,7 +5227,7 @@
 </file>
 
 <file path=word/endnotes.xml><?xml version="1.0" encoding="utf-8"?>
-<w:endnotes xmlns:w="http://schemas.openxmlformats.org/wordprocessingml/2006/main">
+<w:endnotes xmlns:w="http://schemas.openxmlformats.org/wordprocessingml/2006/main" xmlns:r="http://schemas.openxmlformats.org/officeDocument/2006/relationships" xmlns:wp="http://schemas.openxmlformats.org/drawingml/2006/wordprocessingDrawing" xmlns:a="http://schemas.openxmlformats.org/drawingml/2006/main" xmlns:pic="http://schemas.openxmlformats.org/drawingml/2006/picture">
   <w:endnote w:type="separator" w:id="-1">
     <w:p>
       <w:r>
@@ -5247,6 +5247,12 @@
       <w:pPr>
         <w:pStyle w:val="FootnoteText"/>
       </w:pPr>
+      <w:r>
+        <w:rPr>
+          <w:rStyle w:val="FootnoteReference"/>
+        </w:rPr>
+        <w:endnoteRef/>
+      </w:r>
       <w:r>
         <w:rPr>
           <w:sz w:val="20"/>
@@ -5265,7 +5271,7 @@
 </file>
 
 <file path=word/footnotes.xml><?xml version="1.0" encoding="utf-8"?>
-<w:footnotes xmlns:w="http://schemas.openxmlformats.org/wordprocessingml/2006/main">
+<w:footnotes xmlns:w="http://schemas.openxmlformats.org/wordprocessingml/2006/main" xmlns:r="http://schemas.openxmlformats.org/officeDocument/2006/relationships" xmlns:wp="http://schemas.openxmlformats.org/drawingml/2006/wordprocessingDrawing" xmlns:a="http://schemas.openxmlformats.org/drawingml/2006/main" xmlns:pic="http://schemas.openxmlformats.org/drawingml/2006/picture">
   <w:footnote w:type="separator" w:id="-1">
     <w:p>
       <w:r>
@@ -5285,6 +5291,12 @@
       <w:pPr>
         <w:pStyle w:val="FootnoteText"/>
       </w:pPr>
+      <w:r>
+        <w:rPr>
+          <w:rStyle w:val="FootnoteReference"/>
+        </w:rPr>
+        <w:footnoteRef/>
+      </w:r>
       <w:r>
         <w:rPr>
           <w:rFonts w:ascii="Ubuntu" w:hAnsi="Ubuntu"/>

--- a/test/generator/baseline/gen.odt.to.docx.docx
+++ b/test/generator/baseline/gen.odt.to.docx.docx
@@ -4352,7 +4352,7 @@
           <w:rPr>
             <w:rStyle w:val="Hyperlink"/>
           </w:rPr>
-          <w:t xml:space="preserve">	</w:t>
+          <w:tab/>
         </w:r>
         <w:r>
           <w:rPr>
@@ -4378,7 +4378,7 @@
           <w:rPr>
             <w:rStyle w:val="Hyperlink"/>
           </w:rPr>
-          <w:t xml:space="preserve">	</w:t>
+          <w:tab/>
         </w:r>
         <w:r>
           <w:rPr>
@@ -4404,7 +4404,7 @@
           <w:rPr>
             <w:rStyle w:val="Hyperlink"/>
           </w:rPr>
-          <w:t xml:space="preserve">	</w:t>
+          <w:tab/>
         </w:r>
         <w:r>
           <w:rPr>
@@ -4430,7 +4430,7 @@
           <w:rPr>
             <w:rStyle w:val="Hyperlink"/>
           </w:rPr>
-          <w:t xml:space="preserve">	</w:t>
+          <w:tab/>
         </w:r>
         <w:r>
           <w:rPr>
@@ -4456,7 +4456,7 @@
           <w:rPr>
             <w:rStyle w:val="Hyperlink"/>
           </w:rPr>
-          <w:t xml:space="preserve">	</w:t>
+          <w:tab/>
         </w:r>
         <w:r>
           <w:rPr>
@@ -4482,7 +4482,7 @@
           <w:rPr>
             <w:rStyle w:val="Hyperlink"/>
           </w:rPr>
-          <w:t xml:space="preserve">	</w:t>
+          <w:tab/>
         </w:r>
         <w:r>
           <w:rPr>
@@ -4508,7 +4508,7 @@
           <w:rPr>
             <w:rStyle w:val="Hyperlink"/>
           </w:rPr>
-          <w:t xml:space="preserve">	</w:t>
+          <w:tab/>
         </w:r>
         <w:r>
           <w:rPr>
@@ -4534,7 +4534,7 @@
           <w:rPr>
             <w:rStyle w:val="Hyperlink"/>
           </w:rPr>
-          <w:t xml:space="preserve">	</w:t>
+          <w:tab/>
         </w:r>
         <w:r>
           <w:rPr>
@@ -4560,7 +4560,7 @@
           <w:rPr>
             <w:rStyle w:val="Hyperlink"/>
           </w:rPr>
-          <w:t xml:space="preserve">	</w:t>
+          <w:tab/>
         </w:r>
         <w:r>
           <w:rPr>
@@ -4586,7 +4586,7 @@
           <w:rPr>
             <w:rStyle w:val="Hyperlink"/>
           </w:rPr>
-          <w:t xml:space="preserve">	</w:t>
+          <w:tab/>
         </w:r>
         <w:r>
           <w:rPr>
@@ -4612,7 +4612,7 @@
           <w:rPr>
             <w:rStyle w:val="Hyperlink"/>
           </w:rPr>
-          <w:t xml:space="preserve">	</w:t>
+          <w:tab/>
         </w:r>
         <w:r>
           <w:rPr>
@@ -4638,7 +4638,7 @@
           <w:rPr>
             <w:rStyle w:val="Hyperlink"/>
           </w:rPr>
-          <w:t xml:space="preserve">	</w:t>
+          <w:tab/>
         </w:r>
         <w:r>
           <w:rPr>
@@ -4664,7 +4664,7 @@
           <w:rPr>
             <w:rStyle w:val="Hyperlink"/>
           </w:rPr>
-          <w:t xml:space="preserve">	</w:t>
+          <w:tab/>
         </w:r>
         <w:r>
           <w:rPr>
@@ -4690,7 +4690,7 @@
           <w:rPr>
             <w:rStyle w:val="Hyperlink"/>
           </w:rPr>
-          <w:t xml:space="preserve">	</w:t>
+          <w:tab/>
         </w:r>
         <w:r>
           <w:rPr>
@@ -4716,7 +4716,7 @@
           <w:rPr>
             <w:rStyle w:val="Hyperlink"/>
           </w:rPr>
-          <w:t xml:space="preserve">	</w:t>
+          <w:tab/>
         </w:r>
         <w:r>
           <w:rPr>
@@ -4742,7 +4742,7 @@
           <w:rPr>
             <w:rStyle w:val="Hyperlink"/>
           </w:rPr>
-          <w:t xml:space="preserve">	</w:t>
+          <w:tab/>
         </w:r>
         <w:r>
           <w:rPr>
@@ -4768,7 +4768,7 @@
           <w:rPr>
             <w:rStyle w:val="Hyperlink"/>
           </w:rPr>
-          <w:t xml:space="preserve">	</w:t>
+          <w:tab/>
         </w:r>
         <w:r>
           <w:rPr>
